--- a/public_html/13/обратная связь - 13.docx
+++ b/public_html/13/обратная связь - 13.docx
@@ -3,20 +3,14 @@
 <w:document xmlns:wpc="http://schemas.microsoft.com/office/word/2010/wordprocessingCanvas" xmlns:cx="http://schemas.microsoft.com/office/drawing/2014/chartex" xmlns:cx1="http://schemas.microsoft.com/office/drawing/2015/9/8/chartex" xmlns:cx2="http://schemas.microsoft.com/office/drawing/2015/10/21/chartex" xmlns:cx3="http://schemas.microsoft.com/office/drawing/2016/5/9/chartex" xmlns:cx4="http://schemas.microsoft.com/office/drawing/2016/5/10/chartex" xmlns:cx5="http://schemas.microsoft.com/office/drawing/2016/5/11/chartex" xmlns:cx6="http://schemas.microsoft.com/office/drawing/2016/5/12/chartex" xmlns:cx7="http://schemas.microsoft.com/office/drawing/2016/5/13/chartex" xmlns:cx8="http://schemas.microsoft.com/office/drawing/2016/5/14/chartex" xmlns:mc="http://schemas.openxmlformats.org/markup-compatibility/2006" xmlns:aink="http://schemas.microsoft.com/office/drawing/2016/ink" xmlns:am3d="http://schemas.microsoft.com/office/drawing/2017/model3d" xmlns:o="urn:schemas-microsoft-com:office:office" xmlns:oel="http://schemas.microsoft.com/office/2019/extlst" xmlns:r="http://schemas.openxmlformats.org/officeDocument/2006/relationships" xmlns:m="http://schemas.openxmlformats.org/officeDocument/2006/math" xmlns:v="urn:schemas-microsoft-com:vml" xmlns:wp14="http://schemas.microsoft.com/office/word/2010/wordprocessingDrawing" xmlns:wp="http://schemas.openxmlformats.org/drawingml/2006/wordprocessingDrawing" xmlns:w10="urn:schemas-microsoft-com:office:word" xmlns:w="http://schemas.openxmlformats.org/wordprocessingml/2006/main" xmlns:w14="http://schemas.microsoft.com/office/word/2010/wordml" xmlns:w15="http://schemas.microsoft.com/office/word/2012/wordml" xmlns:w16cex="http://schemas.microsoft.com/office/word/2018/wordml/cex" xmlns:w16cid="http://schemas.microsoft.com/office/word/2016/wordml/cid" xmlns:w16="http://schemas.microsoft.com/office/word/2018/wordml" xmlns:w16du="http://schemas.microsoft.com/office/word/2023/wordml/word16du" xmlns:w16sdtdh="http://schemas.microsoft.com/office/word/2020/wordml/sdtdatahash" xmlns:w16sdtfl="http://schemas.microsoft.com/office/word/2024/wordml/sdtformatlock" xmlns:w16se="http://schemas.microsoft.com/office/word/2015/wordml/symex" xmlns:wpg="http://schemas.microsoft.com/office/word/2010/wordprocessingGroup" xmlns:wpi="http://schemas.microsoft.com/office/word/2010/wordprocessingInk" xmlns:wne="http://schemas.microsoft.com/office/word/2006/wordml" xmlns:wps="http://schemas.microsoft.com/office/word/2010/wordprocessingShape" mc:Ignorable="w14 w15 w16se w16cid w16 w16cex w16sdtdh w16sdtfl w16du wp14">
   <w:body>
     <w:p>
-      <w:pPr>
+      <w:r>
+        <w:t xml:space="preserve">Спасибо, что в этот раз не трогали ветку </w:t>
+      </w:r>
+      <w:r>
         <w:rPr>
-          <w:b/>
-          <w:bCs/>
-          <w:color w:val="EE0000"/>
+          <w:lang w:val="en-US"/>
         </w:rPr>
-      </w:pPr>
-      <w:r>
-        <w:rPr>
-          <w:b/>
-          <w:bCs/>
-          <w:color w:val="EE0000"/>
-        </w:rPr>
-        <w:t>Работаем только в ветке 13</w:t>
+        <w:t>main</w:t>
       </w:r>
     </w:p>
     <w:p>
@@ -37,25 +31,36 @@
         <w:spacing w:line="360" w:lineRule="auto"/>
       </w:pPr>
       <w:r>
-        <w:t>Добавить сохраненный</w:t>
-      </w:r>
-      <w:r>
-        <w:t xml:space="preserve"> </w:t>
-      </w:r>
-      <w:r>
-        <w:t xml:space="preserve">как </w:t>
+        <w:t xml:space="preserve">Со страницу </w:t>
+      </w:r>
+      <w:proofErr w:type="spellStart"/>
+      <w:r>
+        <w:t>public_html</w:t>
+      </w:r>
+      <w:proofErr w:type="spellEnd"/>
+      <w:r>
+        <w:t>/13/index.html</w:t>
+      </w:r>
+      <w:r>
+        <w:t xml:space="preserve"> не добраться ни до презентации, ни до</w:t>
+      </w:r>
+      <w:r>
+        <w:t xml:space="preserve"> вопросов или </w:t>
+      </w:r>
+      <w:r>
+        <w:t>примеров… Пожалуйста, сделайте так, чтобы с этой страницы был доступ ко всей вашей работе.</w:t>
+      </w:r>
+      <w:r>
+        <w:t xml:space="preserve"> Название презентации должно быть </w:t>
+      </w:r>
+      <w:r>
+        <w:t>13.</w:t>
       </w:r>
       <w:r>
         <w:rPr>
           <w:lang w:val="en-US"/>
         </w:rPr>
         <w:t>pdf</w:t>
-      </w:r>
-      <w:r>
-        <w:t xml:space="preserve"> результат</w:t>
-      </w:r>
-      <w:r>
-        <w:t>.</w:t>
       </w:r>
     </w:p>
     <w:p>
@@ -68,7 +73,53 @@
         <w:spacing w:line="360" w:lineRule="auto"/>
       </w:pPr>
       <w:r>
-        <w:t>Уберите картинки по бокам. Особенно это актуально, когда картинка не имеет отношение к содержанию, в содержимого много – не расточайте место. Лучше вставьте туда скриншот результата.</w:t>
+        <w:t xml:space="preserve">На 3-ем слайде хочется одно правило </w:t>
+      </w:r>
+      <w:proofErr w:type="spellStart"/>
+      <w:proofErr w:type="gramStart"/>
+      <w:r>
+        <w:rPr>
+          <w:lang w:val="en-US"/>
+        </w:rPr>
+        <w:t>css</w:t>
+      </w:r>
+      <w:proofErr w:type="spellEnd"/>
+      <w:r>
+        <w:t xml:space="preserve">  увидеть</w:t>
+      </w:r>
+      <w:proofErr w:type="gramEnd"/>
+      <w:r>
+        <w:t xml:space="preserve"> на одной строке (у </w:t>
+      </w:r>
+      <w:proofErr w:type="spellStart"/>
+      <w:r>
+        <w:t>section</w:t>
+      </w:r>
+      <w:proofErr w:type="spellEnd"/>
+      <w:r>
+        <w:t xml:space="preserve"> – наглядно, а у </w:t>
+      </w:r>
+      <w:r>
+        <w:t>h</w:t>
+      </w:r>
+      <w:proofErr w:type="gramStart"/>
+      <w:r>
+        <w:t>3::</w:t>
+      </w:r>
+      <w:proofErr w:type="spellStart"/>
+      <w:proofErr w:type="gramEnd"/>
+      <w:r>
+        <w:t>before</w:t>
+      </w:r>
+      <w:proofErr w:type="spellEnd"/>
+      <w:r>
+        <w:t xml:space="preserve"> перенос строки портит восприятие). Можно попробовать расположить код внизу, чтобы была доступна вся ширина страницы.</w:t>
+      </w:r>
+      <w:r>
+        <w:t xml:space="preserve"> Тут хочется увидеть пример основного кода и того, что получится.</w:t>
+      </w:r>
+      <w:r>
+        <w:t xml:space="preserve"> </w:t>
       </w:r>
     </w:p>
     <w:p>
@@ -81,13 +132,88 @@
         <w:spacing w:line="360" w:lineRule="auto"/>
       </w:pPr>
       <w:r>
-        <w:t xml:space="preserve">Сделать темный шрифт на </w:t>
-      </w:r>
-      <w:r>
-        <w:t>светлом</w:t>
-      </w:r>
-      <w:r>
-        <w:t xml:space="preserve"> фоне.</w:t>
+        <w:t xml:space="preserve">На 4-ом слайде хочется увеличить размер шрифта в коде. Приходится всматриваться. Можно убрать из </w:t>
+      </w:r>
+      <w:proofErr w:type="spellStart"/>
+      <w:r>
+        <w:rPr>
+          <w:lang w:val="en-US"/>
+        </w:rPr>
+        <w:t>css</w:t>
+      </w:r>
+      <w:proofErr w:type="spellEnd"/>
+      <w:r>
+        <w:t xml:space="preserve"> то, что не относится непосредственно к нумерации (</w:t>
+      </w:r>
+      <w:r>
+        <w:rPr>
+          <w:lang w:val="en-US"/>
+        </w:rPr>
+        <w:t>margin</w:t>
+      </w:r>
+      <w:r>
+        <w:t xml:space="preserve">, </w:t>
+      </w:r>
+      <w:r>
+        <w:rPr>
+          <w:lang w:val="en-US"/>
+        </w:rPr>
+        <w:t>font</w:t>
+      </w:r>
+      <w:r>
+        <w:t xml:space="preserve">, </w:t>
+      </w:r>
+      <w:proofErr w:type="spellStart"/>
+      <w:r>
+        <w:t>color</w:t>
+      </w:r>
+      <w:proofErr w:type="spellEnd"/>
+      <w:r>
+        <w:t>)</w:t>
+      </w:r>
+      <w:r>
+        <w:t>.</w:t>
+      </w:r>
+      <w:r>
+        <w:t xml:space="preserve"> У вас много свободного места: можно попробовать код </w:t>
+      </w:r>
+      <w:r>
+        <w:rPr>
+          <w:lang w:val="en-US"/>
+        </w:rPr>
+        <w:t>ul</w:t>
+      </w:r>
+      <w:r>
+        <w:t xml:space="preserve"> </w:t>
+      </w:r>
+      <w:r>
+        <w:t xml:space="preserve">(весь </w:t>
+      </w:r>
+      <w:r>
+        <w:rPr>
+          <w:lang w:val="en-US"/>
+        </w:rPr>
+        <w:t>html</w:t>
+      </w:r>
+      <w:r>
+        <w:t xml:space="preserve"> </w:t>
+      </w:r>
+      <w:r>
+        <w:t xml:space="preserve">избыточный) разместить под/над скриншотом, а </w:t>
+      </w:r>
+      <w:proofErr w:type="spellStart"/>
+      <w:r>
+        <w:rPr>
+          <w:lang w:val="en-US"/>
+        </w:rPr>
+        <w:t>css</w:t>
+      </w:r>
+      <w:proofErr w:type="spellEnd"/>
+      <w:r>
+        <w:t xml:space="preserve"> слева</w:t>
+      </w:r>
+      <w:r>
+        <w:t>. Посмотрите на остальные слайды с этой точки зрения.</w:t>
       </w:r>
     </w:p>
     <w:p>
@@ -100,6 +226,22 @@
         <w:spacing w:line="360" w:lineRule="auto"/>
       </w:pPr>
       <w:r>
+        <w:t>Я бы поменяла 3-ий и 4-ый слайды местами</w:t>
+      </w:r>
+      <w:r>
+        <w:t>.</w:t>
+      </w:r>
+    </w:p>
+    <w:p>
+      <w:pPr>
+        <w:pStyle w:val="a7"/>
+        <w:numPr>
+          <w:ilvl w:val="0"/>
+          <w:numId w:val="9"/>
+        </w:numPr>
+        <w:spacing w:line="360" w:lineRule="auto"/>
+      </w:pPr>
+      <w:r>
         <w:rPr>
           <w:b/>
           <w:bCs/>
@@ -157,28 +299,43 @@
           <w:numId w:val="1"/>
         </w:numPr>
         <w:spacing w:line="360" w:lineRule="auto"/>
-      </w:pPr>
-      <w:r>
-        <w:t>Не прогрузился стилевой файл</w:t>
-      </w:r>
-      <w:r>
-        <w:t xml:space="preserve">. Должен быть у вас </w:t>
+        <w:rPr>
+          <w:lang w:val="en-US"/>
+        </w:rPr>
+      </w:pPr>
+      <w:r>
+        <w:rPr>
+          <w:lang w:val="en-US"/>
+        </w:rPr>
+        <w:t>Refused to apply style from 'http://localhost:63342/Doclad-25-26/</w:t>
       </w:r>
       <w:proofErr w:type="spellStart"/>
       <w:r>
+        <w:rPr>
+          <w:lang w:val="en-US"/>
+        </w:rPr>
         <w:t>public_html</w:t>
       </w:r>
       <w:proofErr w:type="spellEnd"/>
       <w:r>
-        <w:t>/</w:t>
+        <w:rPr>
+          <w:lang w:val="en-US"/>
+        </w:rPr>
+        <w:t>/13/</w:t>
       </w:r>
       <w:proofErr w:type="spellStart"/>
       <w:r>
+        <w:rPr>
+          <w:lang w:val="en-US"/>
+        </w:rPr>
         <w:t>css</w:t>
       </w:r>
       <w:proofErr w:type="spellEnd"/>
       <w:r>
-        <w:t>/13.css</w:t>
+        <w:rPr>
+          <w:lang w:val="en-US"/>
+        </w:rPr>
+        <w:t>/13.css' because its MIME type ('text/html') is not a supported stylesheet MIME type, and strict MIME checking is enabled.</w:t>
       </w:r>
     </w:p>
     <w:p>
@@ -191,6 +348,19 @@
         <w:spacing w:line="360" w:lineRule="auto"/>
       </w:pPr>
       <w:r>
+        <w:t xml:space="preserve">Результатом должна быть </w:t>
+      </w:r>
+    </w:p>
+    <w:p>
+      <w:pPr>
+        <w:pStyle w:val="a7"/>
+        <w:numPr>
+          <w:ilvl w:val="0"/>
+          <w:numId w:val="1"/>
+        </w:numPr>
+        <w:spacing w:line="360" w:lineRule="auto"/>
+      </w:pPr>
+      <w:r>
         <w:t>Добавить пример на сквозную нумерацию второго уровня:</w:t>
       </w:r>
     </w:p>
@@ -295,6 +465,7 @@
         <w:spacing w:line="360" w:lineRule="auto"/>
       </w:pPr>
       <w:r>
+        <w:lastRenderedPageBreak/>
         <w:t>Подпункт</w:t>
       </w:r>
     </w:p>
@@ -352,35 +523,57 @@
     </w:p>
     <w:p>
       <w:pPr>
+        <w:spacing w:line="360" w:lineRule="auto"/>
+      </w:pPr>
+      <w:r>
+        <w:t xml:space="preserve">Наверное, это пример 5. Но он не отличается от 6-ого примера. И нумерация второго уровня не сквозная. Возможно, </w:t>
+      </w:r>
+      <w:r>
+        <w:rPr>
+          <w:lang w:val="en-US"/>
+        </w:rPr>
+        <w:t>word</w:t>
+      </w:r>
+      <w:r>
+        <w:t xml:space="preserve"> не корректно отобразил, но во втором уровне должна быть нумерация без прерывания от 1 до 9. У вас там у каждого внешнего пункта нумерация во внутреннем уровне сбрасывается.</w:t>
+      </w:r>
+    </w:p>
+    <w:p>
+      <w:pPr>
         <w:pStyle w:val="a7"/>
         <w:spacing w:line="360" w:lineRule="auto"/>
       </w:pPr>
     </w:p>
     <w:p>
       <w:pPr>
+        <w:spacing w:line="360" w:lineRule="auto"/>
+        <w:ind w:left="1418" w:firstLine="708"/>
+      </w:pPr>
+    </w:p>
+    <w:p>
+      <w:pPr>
+        <w:spacing w:line="360" w:lineRule="auto"/>
+        <w:ind w:left="1418" w:firstLine="708"/>
+      </w:pPr>
+    </w:p>
+    <w:p>
+      <w:pPr>
         <w:pStyle w:val="a7"/>
-        <w:numPr>
-          <w:ilvl w:val="0"/>
-          <w:numId w:val="1"/>
-        </w:numPr>
         <w:spacing w:line="360" w:lineRule="auto"/>
-      </w:pPr>
-      <w:r>
-        <w:t>Добавить пример на нумерацию второго уровня:</w:t>
-      </w:r>
-    </w:p>
-    <w:p>
-      <w:pPr>
-        <w:pStyle w:val="a7"/>
-        <w:numPr>
-          <w:ilvl w:val="0"/>
-          <w:numId w:val="5"/>
-        </w:numPr>
+        <w:ind w:left="2410"/>
+      </w:pPr>
+    </w:p>
+    <w:p>
+      <w:pPr>
         <w:spacing w:line="360" w:lineRule="auto"/>
-        <w:ind w:left="2050"/>
-      </w:pPr>
-      <w:r>
-        <w:t xml:space="preserve">Внешний уровень </w:t>
+      </w:pPr>
+    </w:p>
+    <w:p>
+      <w:pPr>
+        <w:pStyle w:val="1"/>
+      </w:pPr>
+      <w:r>
+        <w:t>Практические задания</w:t>
       </w:r>
     </w:p>
     <w:p>
@@ -388,12 +581,20 @@
         <w:pStyle w:val="a7"/>
         <w:numPr>
           <w:ilvl w:val="1"/>
-          <w:numId w:val="7"/>
+          <w:numId w:val="2"/>
         </w:numPr>
-        <w:spacing w:line="360" w:lineRule="auto"/>
-      </w:pPr>
-      <w:r>
-        <w:t xml:space="preserve"> Подпункт</w:t>
+      </w:pPr>
+      <w:r>
+        <w:t>Уберите из презентации «</w:t>
+      </w:r>
+      <w:r>
+        <w:t>Согласно требованиям, здесь мы готовим заготовки и описываем задачи на 5–15 минут. Ответы к</w:t>
+      </w:r>
+      <w:r>
+        <w:t xml:space="preserve"> </w:t>
+      </w:r>
+      <w:r>
+        <w:t>ним в репозиторий добавлять не нужно, но вы должны уметь их решить «без шпаргалок».</w:t>
       </w:r>
     </w:p>
     <w:p>
@@ -401,130 +602,38 @@
         <w:pStyle w:val="a7"/>
         <w:numPr>
           <w:ilvl w:val="1"/>
-          <w:numId w:val="7"/>
+          <w:numId w:val="2"/>
         </w:numPr>
-        <w:spacing w:line="360" w:lineRule="auto"/>
-      </w:pPr>
-      <w:r>
-        <w:t>Подпункт</w:t>
+      </w:pPr>
+      <w:r>
+        <w:t>Вы указываете, что у вас есть заготовки, но в репозитории их нет…</w:t>
       </w:r>
     </w:p>
     <w:p>
       <w:pPr>
         <w:pStyle w:val="a7"/>
         <w:numPr>
-          <w:ilvl w:val="0"/>
-          <w:numId w:val="5"/>
+          <w:ilvl w:val="1"/>
+          <w:numId w:val="2"/>
         </w:numPr>
-        <w:spacing w:line="360" w:lineRule="auto"/>
-        <w:ind w:left="2050"/>
-      </w:pPr>
-      <w:r>
-        <w:lastRenderedPageBreak/>
-        <w:t xml:space="preserve">Внешний уровень </w:t>
-      </w:r>
-    </w:p>
-    <w:p>
-      <w:pPr>
-        <w:spacing w:line="360" w:lineRule="auto"/>
-        <w:ind w:left="1418" w:firstLine="708"/>
-      </w:pPr>
-      <w:r>
-        <w:t xml:space="preserve">2-1. </w:t>
-      </w:r>
-      <w:r>
-        <w:t>Подпункт</w:t>
-      </w:r>
-    </w:p>
-    <w:p>
-      <w:pPr>
-        <w:spacing w:line="360" w:lineRule="auto"/>
-        <w:ind w:left="1418" w:firstLine="708"/>
-      </w:pPr>
-      <w:r>
-        <w:t xml:space="preserve">2-2. </w:t>
-      </w:r>
-      <w:r>
-        <w:t>Подпункт</w:t>
-      </w:r>
-    </w:p>
-    <w:p>
-      <w:pPr>
-        <w:pStyle w:val="a7"/>
-        <w:spacing w:line="360" w:lineRule="auto"/>
-        <w:ind w:left="2127"/>
-      </w:pPr>
-      <w:r>
-        <w:t>2-</w:t>
-      </w:r>
-      <w:r>
-        <w:t>3</w:t>
-      </w:r>
-      <w:r>
-        <w:t>. Подпункт</w:t>
-      </w:r>
-    </w:p>
-    <w:p>
-      <w:pPr>
-        <w:pStyle w:val="a7"/>
-        <w:numPr>
-          <w:ilvl w:val="0"/>
-          <w:numId w:val="5"/>
-        </w:numPr>
-        <w:spacing w:line="360" w:lineRule="auto"/>
-        <w:ind w:left="2050"/>
-      </w:pPr>
-      <w:r>
-        <w:t xml:space="preserve">Внешний уровень </w:t>
-      </w:r>
-    </w:p>
-    <w:p>
-      <w:pPr>
-        <w:spacing w:line="360" w:lineRule="auto"/>
-        <w:ind w:left="1418" w:firstLine="708"/>
-      </w:pPr>
-      <w:r>
-        <w:t>3</w:t>
-      </w:r>
-      <w:r>
-        <w:t>-1. Подпункт</w:t>
-      </w:r>
-    </w:p>
-    <w:p>
-      <w:pPr>
-        <w:spacing w:line="360" w:lineRule="auto"/>
-        <w:ind w:left="1418" w:firstLine="708"/>
-      </w:pPr>
-    </w:p>
-    <w:p>
-      <w:pPr>
-        <w:spacing w:line="360" w:lineRule="auto"/>
-        <w:ind w:left="1418" w:firstLine="708"/>
-      </w:pPr>
-    </w:p>
-    <w:p>
-      <w:pPr>
-        <w:pStyle w:val="a7"/>
-        <w:spacing w:line="360" w:lineRule="auto"/>
-        <w:ind w:left="2410"/>
-      </w:pPr>
-    </w:p>
-    <w:p>
-      <w:pPr>
-        <w:spacing w:line="360" w:lineRule="auto"/>
-      </w:pPr>
-    </w:p>
-    <w:p>
-      <w:pPr>
-        <w:pStyle w:val="1"/>
-      </w:pPr>
-      <w:r>
-        <w:t>Практические задания</w:t>
-      </w:r>
-    </w:p>
-    <w:p>
-      <w:r>
-        <w:t>Замечаний нет</w:t>
+      </w:pPr>
+      <w:r>
+        <w:t>Задание 1</w:t>
+      </w:r>
+      <w:r>
+        <w:t>: приложите</w:t>
+      </w:r>
+      <w:r>
+        <w:t xml:space="preserve">, пожалуйста, </w:t>
+      </w:r>
+      <w:r>
+        <w:t xml:space="preserve">обычное </w:t>
+      </w:r>
+      <w:r>
+        <w:t>квадратное изображение</w:t>
+      </w:r>
+      <w:r>
+        <w:t xml:space="preserve"> в репозиторий и опишите о том, где взять картинку. Если картинка не нужна, то следует объяснить понятнее.</w:t>
       </w:r>
     </w:p>
     <w:sectPr>
@@ -2042,7 +2151,6 @@
   <w:style w:type="character" w:default="1" w:styleId="a0">
     <w:name w:val="Default Paragraph Font"/>
     <w:uiPriority w:val="1"/>
-    <w:semiHidden/>
     <w:unhideWhenUsed/>
   </w:style>
   <w:style w:type="table" w:default="1" w:styleId="a1">

--- a/public_html/13/обратная связь - 13.docx
+++ b/public_html/13/обратная связь - 13.docx
@@ -2,17 +2,6 @@
 <file path=word/document.xml><?xml version="1.0" encoding="utf-8"?>
 <w:document xmlns:wpc="http://schemas.microsoft.com/office/word/2010/wordprocessingCanvas" xmlns:cx="http://schemas.microsoft.com/office/drawing/2014/chartex" xmlns:cx1="http://schemas.microsoft.com/office/drawing/2015/9/8/chartex" xmlns:cx2="http://schemas.microsoft.com/office/drawing/2015/10/21/chartex" xmlns:cx3="http://schemas.microsoft.com/office/drawing/2016/5/9/chartex" xmlns:cx4="http://schemas.microsoft.com/office/drawing/2016/5/10/chartex" xmlns:cx5="http://schemas.microsoft.com/office/drawing/2016/5/11/chartex" xmlns:cx6="http://schemas.microsoft.com/office/drawing/2016/5/12/chartex" xmlns:cx7="http://schemas.microsoft.com/office/drawing/2016/5/13/chartex" xmlns:cx8="http://schemas.microsoft.com/office/drawing/2016/5/14/chartex" xmlns:mc="http://schemas.openxmlformats.org/markup-compatibility/2006" xmlns:aink="http://schemas.microsoft.com/office/drawing/2016/ink" xmlns:am3d="http://schemas.microsoft.com/office/drawing/2017/model3d" xmlns:o="urn:schemas-microsoft-com:office:office" xmlns:oel="http://schemas.microsoft.com/office/2019/extlst" xmlns:r="http://schemas.openxmlformats.org/officeDocument/2006/relationships" xmlns:m="http://schemas.openxmlformats.org/officeDocument/2006/math" xmlns:v="urn:schemas-microsoft-com:vml" xmlns:wp14="http://schemas.microsoft.com/office/word/2010/wordprocessingDrawing" xmlns:wp="http://schemas.openxmlformats.org/drawingml/2006/wordprocessingDrawing" xmlns:w10="urn:schemas-microsoft-com:office:word" xmlns:w="http://schemas.openxmlformats.org/wordprocessingml/2006/main" xmlns:w14="http://schemas.microsoft.com/office/word/2010/wordml" xmlns:w15="http://schemas.microsoft.com/office/word/2012/wordml" xmlns:w16cex="http://schemas.microsoft.com/office/word/2018/wordml/cex" xmlns:w16cid="http://schemas.microsoft.com/office/word/2016/wordml/cid" xmlns:w16="http://schemas.microsoft.com/office/word/2018/wordml" xmlns:w16du="http://schemas.microsoft.com/office/word/2023/wordml/word16du" xmlns:w16sdtdh="http://schemas.microsoft.com/office/word/2020/wordml/sdtdatahash" xmlns:w16sdtfl="http://schemas.microsoft.com/office/word/2024/wordml/sdtformatlock" xmlns:w16se="http://schemas.microsoft.com/office/word/2015/wordml/symex" xmlns:wpg="http://schemas.microsoft.com/office/word/2010/wordprocessingGroup" xmlns:wpi="http://schemas.microsoft.com/office/word/2010/wordprocessingInk" xmlns:wne="http://schemas.microsoft.com/office/word/2006/wordml" xmlns:wps="http://schemas.microsoft.com/office/word/2010/wordprocessingShape" mc:Ignorable="w14 w15 w16se w16cid w16 w16cex w16sdtdh w16sdtfl w16du wp14">
   <w:body>
-    <w:p>
-      <w:r>
-        <w:t xml:space="preserve">Спасибо, что в этот раз не трогали ветку </w:t>
-      </w:r>
-      <w:r>
-        <w:rPr>
-          <w:lang w:val="en-US"/>
-        </w:rPr>
-        <w:t>main</w:t>
-      </w:r>
-    </w:p>
     <w:p>
       <w:pPr>
         <w:pStyle w:val="1"/>
@@ -31,7 +20,13 @@
         <w:spacing w:line="360" w:lineRule="auto"/>
       </w:pPr>
       <w:r>
-        <w:t xml:space="preserve">Со страницу </w:t>
+        <w:t>Со страниц</w:t>
+      </w:r>
+      <w:r>
+        <w:t>ы</w:t>
+      </w:r>
+      <w:r>
+        <w:t xml:space="preserve"> </w:t>
       </w:r>
       <w:proofErr w:type="spellStart"/>
       <w:r>
@@ -61,6 +56,9 @@
           <w:lang w:val="en-US"/>
         </w:rPr>
         <w:t>pdf</w:t>
+      </w:r>
+      <w:r>
+        <w:t xml:space="preserve"> и удалите лишнюю версию.</w:t>
       </w:r>
     </w:p>
     <w:p>
@@ -73,53 +71,10 @@
         <w:spacing w:line="360" w:lineRule="auto"/>
       </w:pPr>
       <w:r>
-        <w:t xml:space="preserve">На 3-ем слайде хочется одно правило </w:t>
-      </w:r>
-      <w:proofErr w:type="spellStart"/>
-      <w:proofErr w:type="gramStart"/>
-      <w:r>
-        <w:rPr>
-          <w:lang w:val="en-US"/>
-        </w:rPr>
-        <w:t>css</w:t>
-      </w:r>
-      <w:proofErr w:type="spellEnd"/>
-      <w:r>
-        <w:t xml:space="preserve">  увидеть</w:t>
-      </w:r>
-      <w:proofErr w:type="gramEnd"/>
-      <w:r>
-        <w:t xml:space="preserve"> на одной строке (у </w:t>
-      </w:r>
-      <w:proofErr w:type="spellStart"/>
-      <w:r>
-        <w:t>section</w:t>
-      </w:r>
-      <w:proofErr w:type="spellEnd"/>
-      <w:r>
-        <w:t xml:space="preserve"> – наглядно, а у </w:t>
-      </w:r>
-      <w:r>
-        <w:t>h</w:t>
-      </w:r>
-      <w:proofErr w:type="gramStart"/>
-      <w:r>
-        <w:t>3::</w:t>
-      </w:r>
-      <w:proofErr w:type="spellStart"/>
-      <w:proofErr w:type="gramEnd"/>
-      <w:r>
-        <w:t>before</w:t>
-      </w:r>
-      <w:proofErr w:type="spellEnd"/>
-      <w:r>
-        <w:t xml:space="preserve"> перенос строки портит восприятие). Можно попробовать расположить код внизу, чтобы была доступна вся ширина страницы.</w:t>
-      </w:r>
-      <w:r>
-        <w:t xml:space="preserve"> Тут хочется увидеть пример основного кода и того, что получится.</w:t>
-      </w:r>
-      <w:r>
-        <w:t xml:space="preserve"> </w:t>
+        <w:t>На 3-ем слайде</w:t>
+      </w:r>
+      <w:r>
+        <w:t xml:space="preserve"> (и дальше тоже встречается) желтый прямоугольник, в котором, наверное, должен быть текс, а его не видно.</w:t>
       </w:r>
     </w:p>
     <w:p>
@@ -132,88 +87,19 @@
         <w:spacing w:line="360" w:lineRule="auto"/>
       </w:pPr>
       <w:r>
-        <w:t xml:space="preserve">На 4-ом слайде хочется увеличить размер шрифта в коде. Приходится всматриваться. Можно убрать из </w:t>
-      </w:r>
-      <w:proofErr w:type="spellStart"/>
+        <w:t>Отсутствует информация про</w:t>
+      </w:r>
       <w:r>
         <w:rPr>
           <w:lang w:val="en-US"/>
         </w:rPr>
-        <w:t>css</w:t>
-      </w:r>
-      <w:proofErr w:type="spellEnd"/>
-      <w:r>
-        <w:t xml:space="preserve"> то, что не относится непосредственно к нумерации (</w:t>
+        <w:t xml:space="preserve"> </w:t>
       </w:r>
       <w:r>
         <w:rPr>
           <w:lang w:val="en-US"/>
         </w:rPr>
-        <w:t>margin</w:t>
-      </w:r>
-      <w:r>
-        <w:t xml:space="preserve">, </w:t>
-      </w:r>
-      <w:r>
-        <w:rPr>
-          <w:lang w:val="en-US"/>
-        </w:rPr>
-        <w:t>font</w:t>
-      </w:r>
-      <w:r>
-        <w:t xml:space="preserve">, </w:t>
-      </w:r>
-      <w:proofErr w:type="spellStart"/>
-      <w:r>
-        <w:t>color</w:t>
-      </w:r>
-      <w:proofErr w:type="spellEnd"/>
-      <w:r>
-        <w:t>)</w:t>
-      </w:r>
-      <w:r>
-        <w:t>.</w:t>
-      </w:r>
-      <w:r>
-        <w:t xml:space="preserve"> У вас много свободного места: можно попробовать код </w:t>
-      </w:r>
-      <w:r>
-        <w:rPr>
-          <w:lang w:val="en-US"/>
-        </w:rPr>
-        <w:t>ul</w:t>
-      </w:r>
-      <w:r>
-        <w:t xml:space="preserve"> </w:t>
-      </w:r>
-      <w:r>
-        <w:t xml:space="preserve">(весь </w:t>
-      </w:r>
-      <w:r>
-        <w:rPr>
-          <w:lang w:val="en-US"/>
-        </w:rPr>
-        <w:t>html</w:t>
-      </w:r>
-      <w:r>
-        <w:t xml:space="preserve"> </w:t>
-      </w:r>
-      <w:r>
-        <w:t xml:space="preserve">избыточный) разместить под/над скриншотом, а </w:t>
-      </w:r>
-      <w:proofErr w:type="spellStart"/>
-      <w:r>
-        <w:rPr>
-          <w:lang w:val="en-US"/>
-        </w:rPr>
-        <w:t>css</w:t>
-      </w:r>
-      <w:proofErr w:type="spellEnd"/>
-      <w:r>
-        <w:t xml:space="preserve"> слева</w:t>
-      </w:r>
-      <w:r>
-        <w:t>. Посмотрите на остальные слайды с этой точки зрения.</w:t>
+        <w:t>counters</w:t>
       </w:r>
     </w:p>
     <w:p>
@@ -226,10 +112,7 @@
         <w:spacing w:line="360" w:lineRule="auto"/>
       </w:pPr>
       <w:r>
-        <w:t>Я бы поменяла 3-ий и 4-ый слайды местами</w:t>
-      </w:r>
-      <w:r>
-        <w:t>.</w:t>
+        <w:t>Зачастую синий фон не полностью перекрывает код.</w:t>
       </w:r>
     </w:p>
     <w:p>
@@ -242,53 +125,7 @@
         <w:spacing w:line="360" w:lineRule="auto"/>
       </w:pPr>
       <w:r>
-        <w:rPr>
-          <w:b/>
-          <w:bCs/>
-          <w:color w:val="EE0000"/>
-        </w:rPr>
-        <w:t>Не хватает конкретных примеров использования</w:t>
-      </w:r>
-      <w:r>
-        <w:t>: что именно и у кого прописываем и какой результат получаем. Это особенно важно, так как в практическом разделе вы мало примеров даете.</w:t>
-      </w:r>
-      <w:r>
-        <w:t xml:space="preserve"> Хочется конкретики.  Лучше всего у вас описано для счетчика. Но и там очень бегло.</w:t>
-      </w:r>
-    </w:p>
-    <w:p>
-      <w:pPr>
-        <w:pStyle w:val="1"/>
-      </w:pPr>
-      <w:r>
-        <w:t>Вопросы по теории</w:t>
-      </w:r>
-    </w:p>
-    <w:p>
-      <w:r>
-        <w:t xml:space="preserve">Добавить </w:t>
-      </w:r>
-      <w:proofErr w:type="gramStart"/>
-      <w:r>
-        <w:t xml:space="preserve">еще </w:t>
-      </w:r>
-      <w:r>
-        <w:t>&gt;</w:t>
-      </w:r>
-      <w:proofErr w:type="gramEnd"/>
-      <w:r>
-        <w:t>=</w:t>
-      </w:r>
-      <w:r>
-        <w:t xml:space="preserve"> 5 вопросов</w:t>
-      </w:r>
-    </w:p>
-    <w:p>
-      <w:pPr>
-        <w:pStyle w:val="1"/>
-      </w:pPr>
-      <w:r>
-        <w:t>Примеры</w:t>
+        <w:t>На 17 слайде все слишком мелко.</w:t>
       </w:r>
     </w:p>
     <w:p>
@@ -296,277 +133,66 @@
         <w:pStyle w:val="a7"/>
         <w:numPr>
           <w:ilvl w:val="0"/>
-          <w:numId w:val="1"/>
+          <w:numId w:val="9"/>
         </w:numPr>
         <w:spacing w:line="360" w:lineRule="auto"/>
-        <w:rPr>
-          <w:lang w:val="en-US"/>
-        </w:rPr>
-      </w:pPr>
-      <w:r>
-        <w:rPr>
-          <w:lang w:val="en-US"/>
-        </w:rPr>
-        <w:t>Refused to apply style from 'http://localhost:63342/Doclad-25-26/</w:t>
-      </w:r>
-      <w:proofErr w:type="spellStart"/>
-      <w:r>
-        <w:rPr>
-          <w:lang w:val="en-US"/>
-        </w:rPr>
-        <w:t>public_html</w:t>
-      </w:r>
-      <w:proofErr w:type="spellEnd"/>
-      <w:r>
-        <w:rPr>
-          <w:lang w:val="en-US"/>
-        </w:rPr>
-        <w:t>/13/</w:t>
-      </w:r>
-      <w:proofErr w:type="spellStart"/>
-      <w:r>
-        <w:rPr>
-          <w:lang w:val="en-US"/>
-        </w:rPr>
-        <w:t>css</w:t>
-      </w:r>
-      <w:proofErr w:type="spellEnd"/>
-      <w:r>
-        <w:rPr>
-          <w:lang w:val="en-US"/>
-        </w:rPr>
-        <w:t>/13.css' because its MIME type ('text/html') is not a supported stylesheet MIME type, and strict MIME checking is enabled.</w:t>
+      </w:pPr>
+      <w:r>
+        <w:t xml:space="preserve">На 24 </w:t>
+      </w:r>
+      <w:r>
+        <w:t xml:space="preserve">и 25 </w:t>
+      </w:r>
+      <w:r>
+        <w:t>слайд</w:t>
+      </w:r>
+      <w:r>
+        <w:t>ах</w:t>
+      </w:r>
+      <w:r>
+        <w:t xml:space="preserve"> что-то уехало?</w:t>
       </w:r>
     </w:p>
     <w:p>
       <w:pPr>
-        <w:pStyle w:val="a7"/>
-        <w:numPr>
-          <w:ilvl w:val="0"/>
-          <w:numId w:val="1"/>
-        </w:numPr>
-        <w:spacing w:line="360" w:lineRule="auto"/>
-      </w:pPr>
-      <w:r>
-        <w:t xml:space="preserve">Результатом должна быть </w:t>
+        <w:pStyle w:val="1"/>
+      </w:pPr>
+      <w:r>
+        <w:t>Вопросы по теории</w:t>
       </w:r>
     </w:p>
     <w:p>
-      <w:pPr>
-        <w:pStyle w:val="a7"/>
-        <w:numPr>
-          <w:ilvl w:val="0"/>
-          <w:numId w:val="1"/>
-        </w:numPr>
-        <w:spacing w:line="360" w:lineRule="auto"/>
-      </w:pPr>
-      <w:r>
-        <w:t>Добавить пример на сквозную нумерацию второго уровня:</w:t>
+      <w:r>
+        <w:t>Вопросы</w:t>
+      </w:r>
+      <w:r>
+        <w:t xml:space="preserve"> по теории</w:t>
+      </w:r>
+      <w:r>
+        <w:t xml:space="preserve"> о</w:t>
+      </w:r>
+      <w:r>
+        <w:t>тсутствуют</w:t>
+      </w:r>
+      <w:r>
+        <w:t>. Проверить возможности нет.</w:t>
       </w:r>
     </w:p>
     <w:p>
       <w:pPr>
-        <w:pStyle w:val="a7"/>
-        <w:numPr>
-          <w:ilvl w:val="0"/>
-          <w:numId w:val="2"/>
-        </w:numPr>
-        <w:spacing w:line="360" w:lineRule="auto"/>
-      </w:pPr>
-      <w:r>
-        <w:t xml:space="preserve">Внешний уровень </w:t>
+        <w:pStyle w:val="1"/>
+      </w:pPr>
+      <w:r>
+        <w:t>Примеры</w:t>
       </w:r>
     </w:p>
     <w:p>
       <w:pPr>
-        <w:pStyle w:val="a7"/>
-        <w:numPr>
-          <w:ilvl w:val="3"/>
-          <w:numId w:val="2"/>
-        </w:numPr>
         <w:spacing w:line="360" w:lineRule="auto"/>
       </w:pPr>
       <w:r>
-        <w:t>Подпункт</w:t>
-      </w:r>
-    </w:p>
-    <w:p>
-      <w:pPr>
-        <w:pStyle w:val="a7"/>
-        <w:numPr>
-          <w:ilvl w:val="3"/>
-          <w:numId w:val="2"/>
-        </w:numPr>
-        <w:spacing w:line="360" w:lineRule="auto"/>
-      </w:pPr>
-      <w:r>
-        <w:t>Подпункт</w:t>
-      </w:r>
-    </w:p>
-    <w:p>
-      <w:pPr>
-        <w:pStyle w:val="a7"/>
-        <w:numPr>
-          <w:ilvl w:val="3"/>
-          <w:numId w:val="2"/>
-        </w:numPr>
-        <w:spacing w:line="360" w:lineRule="auto"/>
-      </w:pPr>
-      <w:r>
-        <w:t>Подпункт</w:t>
-      </w:r>
-    </w:p>
-    <w:p>
-      <w:pPr>
-        <w:pStyle w:val="a7"/>
-        <w:numPr>
-          <w:ilvl w:val="0"/>
-          <w:numId w:val="2"/>
-        </w:numPr>
-        <w:spacing w:line="360" w:lineRule="auto"/>
-      </w:pPr>
-      <w:r>
-        <w:t>Внешний уровень</w:t>
-      </w:r>
-    </w:p>
-    <w:p>
-      <w:pPr>
-        <w:pStyle w:val="a7"/>
-        <w:numPr>
-          <w:ilvl w:val="0"/>
-          <w:numId w:val="3"/>
-        </w:numPr>
-        <w:spacing w:line="360" w:lineRule="auto"/>
-      </w:pPr>
-      <w:r>
-        <w:t>Подпункт</w:t>
-      </w:r>
-    </w:p>
-    <w:p>
-      <w:pPr>
-        <w:pStyle w:val="a7"/>
-        <w:numPr>
-          <w:ilvl w:val="0"/>
-          <w:numId w:val="3"/>
-        </w:numPr>
-        <w:spacing w:line="360" w:lineRule="auto"/>
-      </w:pPr>
-      <w:r>
-        <w:t>Подпункт</w:t>
-      </w:r>
-    </w:p>
-    <w:p>
-      <w:pPr>
-        <w:pStyle w:val="a7"/>
-        <w:numPr>
-          <w:ilvl w:val="0"/>
-          <w:numId w:val="3"/>
-        </w:numPr>
-        <w:spacing w:line="360" w:lineRule="auto"/>
-      </w:pPr>
-      <w:r>
-        <w:lastRenderedPageBreak/>
-        <w:t>Подпункт</w:t>
-      </w:r>
-    </w:p>
-    <w:p>
-      <w:pPr>
-        <w:pStyle w:val="a7"/>
-        <w:numPr>
-          <w:ilvl w:val="0"/>
-          <w:numId w:val="2"/>
-        </w:numPr>
-        <w:spacing w:line="360" w:lineRule="auto"/>
-      </w:pPr>
-      <w:r>
-        <w:t>Внешний уровень</w:t>
-      </w:r>
-    </w:p>
-    <w:p>
-      <w:pPr>
-        <w:pStyle w:val="a7"/>
-        <w:numPr>
-          <w:ilvl w:val="0"/>
-          <w:numId w:val="4"/>
-        </w:numPr>
-        <w:spacing w:line="360" w:lineRule="auto"/>
-      </w:pPr>
-      <w:r>
-        <w:t>Подпункт</w:t>
-      </w:r>
-    </w:p>
-    <w:p>
-      <w:pPr>
-        <w:pStyle w:val="a7"/>
-        <w:numPr>
-          <w:ilvl w:val="0"/>
-          <w:numId w:val="4"/>
-        </w:numPr>
-        <w:spacing w:line="360" w:lineRule="auto"/>
-      </w:pPr>
-      <w:r>
-        <w:t>Подпункт</w:t>
-      </w:r>
-    </w:p>
-    <w:p>
-      <w:pPr>
-        <w:pStyle w:val="a7"/>
-        <w:numPr>
-          <w:ilvl w:val="0"/>
-          <w:numId w:val="4"/>
-        </w:numPr>
-        <w:spacing w:line="360" w:lineRule="auto"/>
-      </w:pPr>
-      <w:r>
-        <w:t>Подпункт</w:t>
-      </w:r>
-    </w:p>
-    <w:p>
-      <w:pPr>
-        <w:spacing w:line="360" w:lineRule="auto"/>
-      </w:pPr>
-      <w:r>
-        <w:t xml:space="preserve">Наверное, это пример 5. Но он не отличается от 6-ого примера. И нумерация второго уровня не сквозная. Возможно, </w:t>
-      </w:r>
-      <w:r>
-        <w:rPr>
-          <w:lang w:val="en-US"/>
-        </w:rPr>
-        <w:t>word</w:t>
-      </w:r>
-      <w:r>
-        <w:t xml:space="preserve"> не корректно отобразил, но во втором уровне должна быть нумерация без прерывания от 1 до 9. У вас там у каждого внешнего пункта нумерация во внутреннем уровне сбрасывается.</w:t>
-      </w:r>
-    </w:p>
-    <w:p>
-      <w:pPr>
-        <w:pStyle w:val="a7"/>
-        <w:spacing w:line="360" w:lineRule="auto"/>
-      </w:pPr>
-    </w:p>
-    <w:p>
-      <w:pPr>
-        <w:spacing w:line="360" w:lineRule="auto"/>
-        <w:ind w:left="1418" w:firstLine="708"/>
-      </w:pPr>
-    </w:p>
-    <w:p>
-      <w:pPr>
-        <w:spacing w:line="360" w:lineRule="auto"/>
-        <w:ind w:left="1418" w:firstLine="708"/>
-      </w:pPr>
-    </w:p>
-    <w:p>
-      <w:pPr>
-        <w:pStyle w:val="a7"/>
-        <w:spacing w:line="360" w:lineRule="auto"/>
-        <w:ind w:left="2410"/>
-      </w:pPr>
-    </w:p>
-    <w:p>
-      <w:pPr>
-        <w:spacing w:line="360" w:lineRule="auto"/>
-      </w:pPr>
+        <w:t>Замечаний нет.</w:t>
+      </w:r>
     </w:p>
     <w:p>
       <w:pPr>
@@ -585,16 +211,7 @@
         </w:numPr>
       </w:pPr>
       <w:r>
-        <w:t>Уберите из презентации «</w:t>
-      </w:r>
-      <w:r>
-        <w:t>Согласно требованиям, здесь мы готовим заготовки и описываем задачи на 5–15 минут. Ответы к</w:t>
-      </w:r>
-      <w:r>
-        <w:t xml:space="preserve"> </w:t>
-      </w:r>
-      <w:r>
-        <w:t>ним в репозиторий добавлять не нужно, но вы должны уметь их решить «без шпаргалок».</w:t>
+        <w:t>Уберите из презентации «Согласно требованиям, здесь мы готовим заготовки и описываем задачи на 5–15 минут. Ответы к ним в репозиторий добавлять не нужно, но вы должны уметь их решить «без шпаргалок».</w:t>
       </w:r>
     </w:p>
     <w:p>
@@ -627,10 +244,7 @@
         <w:t xml:space="preserve">, пожалуйста, </w:t>
       </w:r>
       <w:r>
-        <w:t xml:space="preserve">обычное </w:t>
-      </w:r>
-      <w:r>
-        <w:t>квадратное изображение</w:t>
+        <w:t>обычное квадратное изображение</w:t>
       </w:r>
       <w:r>
         <w:t xml:space="preserve"> в репозиторий и опишите о том, где взять картинку. Если картинка не нужна, то следует объяснить понятнее.</w:t>
@@ -2151,6 +1765,7 @@
   <w:style w:type="character" w:default="1" w:styleId="a0">
     <w:name w:val="Default Paragraph Font"/>
     <w:uiPriority w:val="1"/>
+    <w:semiHidden/>
     <w:unhideWhenUsed/>
   </w:style>
   <w:style w:type="table" w:default="1" w:styleId="a1">

--- a/public_html/13/обратная связь - 13.docx
+++ b/public_html/13/обратная связь - 13.docx
@@ -43,22 +43,13 @@
         <w:t xml:space="preserve"> вопросов или </w:t>
       </w:r>
       <w:r>
-        <w:t>примеров… Пожалуйста, сделайте так, чтобы с этой страницы был доступ ко всей вашей работе.</w:t>
-      </w:r>
-      <w:r>
-        <w:t xml:space="preserve"> Название презентации должно быть </w:t>
-      </w:r>
-      <w:r>
-        <w:t>13.</w:t>
-      </w:r>
-      <w:r>
-        <w:rPr>
-          <w:lang w:val="en-US"/>
-        </w:rPr>
-        <w:t>pdf</w:t>
-      </w:r>
-      <w:r>
-        <w:t xml:space="preserve"> и удалите лишнюю версию.</w:t>
+        <w:t>заданий</w:t>
+      </w:r>
+      <w:r>
+        <w:t>… Пожалуйста, сделайте так, чтобы с этой страницы был доступ ко всей вашей работе.</w:t>
+      </w:r>
+      <w:r>
+        <w:t xml:space="preserve"> </w:t>
       </w:r>
     </w:p>
     <w:p>
@@ -71,10 +62,19 @@
         <w:spacing w:line="360" w:lineRule="auto"/>
       </w:pPr>
       <w:r>
-        <w:t>На 3-ем слайде</w:t>
-      </w:r>
-      <w:r>
-        <w:t xml:space="preserve"> (и дальше тоже встречается) желтый прямоугольник, в котором, наверное, должен быть текс, а его не видно.</w:t>
+        <w:t>Отсутствует информация про</w:t>
+      </w:r>
+      <w:r>
+        <w:rPr>
+          <w:lang w:val="en-US"/>
+        </w:rPr>
+        <w:t xml:space="preserve"> </w:t>
+      </w:r>
+      <w:r>
+        <w:rPr>
+          <w:lang w:val="en-US"/>
+        </w:rPr>
+        <w:t>counters</w:t>
       </w:r>
     </w:p>
     <w:p>
@@ -87,19 +87,10 @@
         <w:spacing w:line="360" w:lineRule="auto"/>
       </w:pPr>
       <w:r>
-        <w:t>Отсутствует информация про</w:t>
-      </w:r>
-      <w:r>
-        <w:rPr>
-          <w:lang w:val="en-US"/>
-        </w:rPr>
-        <w:t xml:space="preserve"> </w:t>
-      </w:r>
-      <w:r>
-        <w:rPr>
-          <w:lang w:val="en-US"/>
-        </w:rPr>
-        <w:t>counters</w:t>
+        <w:t>Местами</w:t>
+      </w:r>
+      <w:r>
+        <w:t xml:space="preserve"> синий фон не полностью перекрывает код.</w:t>
       </w:r>
     </w:p>
     <w:p>
@@ -112,70 +103,28 @@
         <w:spacing w:line="360" w:lineRule="auto"/>
       </w:pPr>
       <w:r>
-        <w:t>Зачастую синий фон не полностью перекрывает код.</w:t>
+        <w:t>На 17 слайде все слишком мелко.</w:t>
       </w:r>
     </w:p>
     <w:p>
       <w:pPr>
-        <w:pStyle w:val="a7"/>
-        <w:numPr>
-          <w:ilvl w:val="0"/>
-          <w:numId w:val="9"/>
-        </w:numPr>
-        <w:spacing w:line="360" w:lineRule="auto"/>
-      </w:pPr>
-      <w:r>
-        <w:t>На 17 слайде все слишком мелко.</w:t>
+        <w:pStyle w:val="1"/>
+      </w:pPr>
+      <w:r>
+        <w:t>Вопросы по теории</w:t>
       </w:r>
     </w:p>
     <w:p>
-      <w:pPr>
-        <w:pStyle w:val="a7"/>
-        <w:numPr>
-          <w:ilvl w:val="0"/>
-          <w:numId w:val="9"/>
-        </w:numPr>
-        <w:spacing w:line="360" w:lineRule="auto"/>
-      </w:pPr>
-      <w:r>
-        <w:t xml:space="preserve">На 24 </w:t>
-      </w:r>
-      <w:r>
-        <w:t xml:space="preserve">и 25 </w:t>
-      </w:r>
-      <w:r>
-        <w:t>слайд</w:t>
-      </w:r>
-      <w:r>
-        <w:t>ах</w:t>
-      </w:r>
-      <w:r>
-        <w:t xml:space="preserve"> что-то уехало?</w:t>
+      <w:r>
+        <w:t>Маловато, но хоть так…</w:t>
+      </w:r>
+      <w:r>
+        <w:t xml:space="preserve"> </w:t>
       </w:r>
     </w:p>
     <w:p>
-      <w:pPr>
-        <w:pStyle w:val="1"/>
-      </w:pPr>
-      <w:r>
-        <w:t>Вопросы по теории</w:t>
-      </w:r>
-    </w:p>
-    <w:p>
-      <w:r>
-        <w:t>Вопросы</w:t>
-      </w:r>
-      <w:r>
-        <w:t xml:space="preserve"> по теории</w:t>
-      </w:r>
-      <w:r>
-        <w:t xml:space="preserve"> о</w:t>
-      </w:r>
-      <w:r>
-        <w:t>тсутствуют</w:t>
-      </w:r>
-      <w:r>
-        <w:t>. Проверить возможности нет.</w:t>
+      <w:r>
+        <w:t>Но вытягивать их из викторины неудобно. Сохраните их отдельным файлом с самими вопросами, а не ссылкой.</w:t>
       </w:r>
     </w:p>
     <w:p>
@@ -211,43 +160,10 @@
         </w:numPr>
       </w:pPr>
       <w:r>
-        <w:t>Уберите из презентации «Согласно требованиям, здесь мы готовим заготовки и описываем задачи на 5–15 минут. Ответы к ним в репозиторий добавлять не нужно, но вы должны уметь их решить «без шпаргалок».</w:t>
-      </w:r>
-    </w:p>
-    <w:p>
-      <w:pPr>
-        <w:pStyle w:val="a7"/>
-        <w:numPr>
-          <w:ilvl w:val="1"/>
-          <w:numId w:val="2"/>
-        </w:numPr>
-      </w:pPr>
-      <w:r>
-        <w:t>Вы указываете, что у вас есть заготовки, но в репозитории их нет…</w:t>
-      </w:r>
-    </w:p>
-    <w:p>
-      <w:pPr>
-        <w:pStyle w:val="a7"/>
-        <w:numPr>
-          <w:ilvl w:val="1"/>
-          <w:numId w:val="2"/>
-        </w:numPr>
-      </w:pPr>
-      <w:r>
-        <w:t>Задание 1</w:t>
-      </w:r>
-      <w:r>
-        <w:t>: приложите</w:t>
-      </w:r>
-      <w:r>
-        <w:t xml:space="preserve">, пожалуйста, </w:t>
-      </w:r>
-      <w:r>
-        <w:t>обычное квадратное изображение</w:t>
-      </w:r>
-      <w:r>
-        <w:t xml:space="preserve"> в репозиторий и опишите о том, где взять картинку. Если картинка не нужна, то следует объяснить понятнее.</w:t>
+        <w:t>Вы указываете, что у вас есть заготовки, но в репозитории их н</w:t>
+      </w:r>
+      <w:r>
+        <w:t xml:space="preserve">ет. Есть уже готовое решение. И не для всех заданий понятно, что эти «заготовки» существуют. </w:t>
       </w:r>
     </w:p>
     <w:sectPr>
